--- a/public/templates/how-to-explain-employment-gap-on-resume-template.docx
+++ b/public/templates/how-to-explain-employment-gap-on-resume-template.docx
@@ -481,7 +481,7 @@
         <w:pStyle w:val="FirstParagraph"/>
       </w:pPr>
       <w:r>
-        <w:t xml:space="preserve">Want a calm second set of eyes on it? Our build proposes a plain, accurate line for anything a reader would wonder about — you decide what’s said. $49 one-time · adaptiveresume.com</w:t>
+        <w:t xml:space="preserve">Want a calm second set of eyes on it? Our build proposes a plain, accurate line for anything a reader would wonder about — you decide what’s said. From $79 for a 90-day pass · adaptiveresume.com</w:t>
       </w:r>
     </w:p>
     <w:bookmarkEnd w:id="14"/>

--- a/public/templates/how-to-explain-employment-gap-on-resume-template.docx
+++ b/public/templates/how-to-explain-employment-gap-on-resume-template.docx
@@ -481,7 +481,7 @@
         <w:pStyle w:val="FirstParagraph"/>
       </w:pPr>
       <w:r>
-        <w:t xml:space="preserve">Want a calm second set of eyes on it? Our build proposes a plain, accurate line for anything a reader would wonder about — you decide what’s said. From $79 for a 90-day pass · adaptiveresume.com</w:t>
+        <w:t xml:space="preserve">Want a calm second set of eyes on it? Our build proposes a plain, accurate line for anything a reader would wonder about — you decide what’s said. From $29, one payment · adaptiveresume.com</w:t>
       </w:r>
     </w:p>
     <w:bookmarkEnd w:id="14"/>

--- a/public/templates/how-to-explain-employment-gap-on-resume-template.docx
+++ b/public/templates/how-to-explain-employment-gap-on-resume-template.docx
@@ -481,7 +481,7 @@
         <w:pStyle w:val="FirstParagraph"/>
       </w:pPr>
       <w:r>
-        <w:t xml:space="preserve">Want a calm second set of eyes on it? Our build proposes a plain, accurate line for anything a reader would wonder about — you decide what’s said. From $29, one payment · adaptiveresume.com</w:t>
+        <w:t xml:space="preserve">Want a calm second set of eyes on it? Our build proposes a plain, accurate line for anything a reader would wonder about — you decide what’s said. Builds start at $29, paid once. adaptiveresume.com</w:t>
       </w:r>
     </w:p>
     <w:bookmarkEnd w:id="14"/>
